--- a/backend/data/procurement_process/专土23-07 广钢新城加压站建设工程总承包/专土23-07-格栅盖板、盲板、通风帽、冲洗快接头、堵头等材料/目录.docx
+++ b/backend/data/procurement_process/专土23-07 广钢新城加压站建设工程总承包/专土23-07-格栅盖板、盲板、通风帽、冲洗快接头、堵头等材料/目录.docx
@@ -14,41 +14,193 @@
         <w:t>专土23-07广钢新城加压站建设工程总承包格栅盖板、盲板、通风帽、冲洗快接头、堵头等材料</w:t>
       </w:r>
     </w:p>
-    <w:p>
-      <w:r>
-        <w:t>供应商推荐表: 2025.10.15</w:t>
-      </w:r>
-    </w:p>
-    <w:p>
-      <w:r>
-        <w:t>询比\单源\直接采购记录及结果呈批表: 2025.10.15</w:t>
-      </w:r>
-    </w:p>
-    <w:p>
-      <w:r>
-        <w:t>合同文件呈批表: 2025.10.15</w:t>
-      </w:r>
-    </w:p>
-    <w:p>
-      <w:r>
-        <w:t>用章申请表: 2025.10.15</w:t>
-      </w:r>
-    </w:p>
-    <w:p>
-      <w:r>
-        <w:t>合同签订: 2025.10.15</w:t>
-      </w:r>
-    </w:p>
-    <w:p>
-      <w:r>
-        <w:t>阳光采购平台公布结果: 2025.10.15</w:t>
-      </w:r>
-    </w:p>
-    <w:p>
-      <w:r>
-        <w:t>合同交底: 2025.10.15</w:t>
-      </w:r>
-    </w:p>
+    <w:tbl>
+      <w:tblPr>
+        <w:tblStyle w:val="TableGrid"/>
+        <w:tblW w:type="auto" w:w="0"/>
+        <w:tblLook w:firstColumn="1" w:firstRow="1" w:lastColumn="0" w:lastRow="0" w:noHBand="0" w:noVBand="1" w:val="04A0"/>
+      </w:tblPr>
+      <w:tblGrid>
+        <w:gridCol w:w="4320"/>
+        <w:gridCol w:w="4320"/>
+      </w:tblGrid>
+      <w:tr>
+        <w:tc>
+          <w:tcPr>
+            <w:tcW w:type="dxa" w:w="4320"/>
+          </w:tcPr>
+          <w:p>
+            <w:r>
+              <w:t>流程节点</w:t>
+            </w:r>
+          </w:p>
+        </w:tc>
+        <w:tc>
+          <w:tcPr>
+            <w:tcW w:type="dxa" w:w="4320"/>
+          </w:tcPr>
+          <w:p>
+            <w:r>
+              <w:t>日期</w:t>
+            </w:r>
+          </w:p>
+        </w:tc>
+      </w:tr>
+      <w:tr>
+        <w:tc>
+          <w:tcPr>
+            <w:tcW w:type="dxa" w:w="4320"/>
+          </w:tcPr>
+          <w:p>
+            <w:r>
+              <w:t>供应商推荐表</w:t>
+            </w:r>
+          </w:p>
+        </w:tc>
+        <w:tc>
+          <w:tcPr>
+            <w:tcW w:type="dxa" w:w="4320"/>
+          </w:tcPr>
+          <w:p>
+            <w:r>
+              <w:t>2025.10.15</w:t>
+            </w:r>
+          </w:p>
+        </w:tc>
+      </w:tr>
+      <w:tr>
+        <w:tc>
+          <w:tcPr>
+            <w:tcW w:type="dxa" w:w="4320"/>
+          </w:tcPr>
+          <w:p>
+            <w:r>
+              <w:t>询比\单源\直接采购记录及结果呈批表</w:t>
+            </w:r>
+          </w:p>
+        </w:tc>
+        <w:tc>
+          <w:tcPr>
+            <w:tcW w:type="dxa" w:w="4320"/>
+          </w:tcPr>
+          <w:p>
+            <w:r>
+              <w:t>2025.10.15</w:t>
+            </w:r>
+          </w:p>
+        </w:tc>
+      </w:tr>
+      <w:tr>
+        <w:tc>
+          <w:tcPr>
+            <w:tcW w:type="dxa" w:w="4320"/>
+          </w:tcPr>
+          <w:p>
+            <w:r>
+              <w:t>合同文件呈批表</w:t>
+            </w:r>
+          </w:p>
+        </w:tc>
+        <w:tc>
+          <w:tcPr>
+            <w:tcW w:type="dxa" w:w="4320"/>
+          </w:tcPr>
+          <w:p>
+            <w:r>
+              <w:t>2025.10.15</w:t>
+            </w:r>
+          </w:p>
+        </w:tc>
+      </w:tr>
+      <w:tr>
+        <w:tc>
+          <w:tcPr>
+            <w:tcW w:type="dxa" w:w="4320"/>
+          </w:tcPr>
+          <w:p>
+            <w:r>
+              <w:t>用章申请表</w:t>
+            </w:r>
+          </w:p>
+        </w:tc>
+        <w:tc>
+          <w:tcPr>
+            <w:tcW w:type="dxa" w:w="4320"/>
+          </w:tcPr>
+          <w:p>
+            <w:r>
+              <w:t>2025.10.15</w:t>
+            </w:r>
+          </w:p>
+        </w:tc>
+      </w:tr>
+      <w:tr>
+        <w:tc>
+          <w:tcPr>
+            <w:tcW w:type="dxa" w:w="4320"/>
+          </w:tcPr>
+          <w:p>
+            <w:r>
+              <w:t>合同签订</w:t>
+            </w:r>
+          </w:p>
+        </w:tc>
+        <w:tc>
+          <w:tcPr>
+            <w:tcW w:type="dxa" w:w="4320"/>
+          </w:tcPr>
+          <w:p>
+            <w:r>
+              <w:t>2025.10.15</w:t>
+            </w:r>
+          </w:p>
+        </w:tc>
+      </w:tr>
+      <w:tr>
+        <w:tc>
+          <w:tcPr>
+            <w:tcW w:type="dxa" w:w="4320"/>
+          </w:tcPr>
+          <w:p>
+            <w:r>
+              <w:t>阳光采购平台公布结果</w:t>
+            </w:r>
+          </w:p>
+        </w:tc>
+        <w:tc>
+          <w:tcPr>
+            <w:tcW w:type="dxa" w:w="4320"/>
+          </w:tcPr>
+          <w:p>
+            <w:r>
+              <w:t>2025.10.1</w:t>
+            </w:r>
+          </w:p>
+        </w:tc>
+      </w:tr>
+      <w:tr>
+        <w:tc>
+          <w:tcPr>
+            <w:tcW w:type="dxa" w:w="4320"/>
+          </w:tcPr>
+          <w:p>
+            <w:r>
+              <w:t>合同交底</w:t>
+            </w:r>
+          </w:p>
+        </w:tc>
+        <w:tc>
+          <w:tcPr>
+            <w:tcW w:type="dxa" w:w="4320"/>
+          </w:tcPr>
+          <w:p>
+            <w:r>
+              <w:t>2025.10.15</w:t>
+            </w:r>
+          </w:p>
+        </w:tc>
+      </w:tr>
+    </w:tbl>
     <w:sectPr>
       <w:pgSz w:w="12240" w:h="15840"/>
       <w:pgMar w:top="1440" w:right="1800" w:bottom="1440" w:left="1800" w:header="720" w:footer="720" w:gutter="0"/>
